--- a/final project folder/PLAN.docx
+++ b/final project folder/PLAN.docx
@@ -589,6 +589,352 @@
               <w:pStyle w:val="Compact"/>
             </w:pPr>
             <w:r>
+              <w:t xml:space="preserve">Naraj flow forecast 1–3 days ahead from upstream flows and catchment rain (efficiency 0.99 / 0.94 / 0.89 on unseen monsoons, against 0.96 / 0.88 / 0.79 for persistence)</w:t>
+            </w:r>
+          </w:p>
+        </w:tc>
+        <w:tc>
+          <w:tcPr/>
+          <w:p>
+            <w:pPr>
+              <w:pStyle w:val="Compact"/>
+            </w:pPr>
+            <w:r>
+              <w:t xml:space="preserve">water resources</w:t>
+            </w:r>
+          </w:p>
+        </w:tc>
+        <w:tc>
+          <w:tcPr/>
+          <w:p>
+            <w:pPr>
+              <w:pStyle w:val="Compact"/>
+            </w:pPr>
+            <w:r>
+              <w:rPr>
+                <w:b/>
+                <w:bCs/>
+              </w:rPr>
+              <w:t xml:space="preserve">done</w:t>
+            </w:r>
+          </w:p>
+        </w:tc>
+        <w:tc>
+          <w:tcPr/>
+          <w:p>
+            <w:pPr>
+              <w:pStyle w:val="Compact"/>
+            </w:pPr>
+            <w:r>
+              <w:rPr>
+                <w:rStyle w:val="VerbatimChar"/>
+              </w:rPr>
+              <w:t xml:space="preserve">mahanadi/forecast_model.py</w:t>
+            </w:r>
+            <w:r>
+              <w:t xml:space="preserve">, report §6.7</w:t>
+            </w:r>
+          </w:p>
+        </w:tc>
+      </w:tr>
+      <w:tr>
+        <w:tc>
+          <w:tcPr/>
+          <w:p>
+            <w:pPr>
+              <w:pStyle w:val="Compact"/>
+            </w:pPr>
+            <w:r>
+              <w:t xml:space="preserve">Live warning feed for all three basins: GloFAS ensemble + ECMWF rain + NDMA SACHET + CWC + latest Sentinel-1 pass → impact-based levels counted beyond the ordinary monsoon, villages with dates, CAP alert, Atom feed; plugins per source; replay of the August 2022 flood</w:t>
+            </w:r>
+          </w:p>
+        </w:tc>
+        <w:tc>
+          <w:tcPr/>
+          <w:p>
+            <w:pPr>
+              <w:pStyle w:val="Compact"/>
+            </w:pPr>
+            <w:r>
+              <w:t xml:space="preserve">deployment</w:t>
+            </w:r>
+          </w:p>
+        </w:tc>
+        <w:tc>
+          <w:tcPr/>
+          <w:p>
+            <w:pPr>
+              <w:pStyle w:val="Compact"/>
+            </w:pPr>
+            <w:r>
+              <w:rPr>
+                <w:b/>
+                <w:bCs/>
+              </w:rPr>
+              <w:t xml:space="preserve">done</w:t>
+            </w:r>
+            <w:r>
+              <w:t xml:space="preserve"> </w:t>
+            </w:r>
+            <w:r>
+              <w:t xml:space="preserve">(run of 31 Oct: no flood impact on any basin)</w:t>
+            </w:r>
+          </w:p>
+        </w:tc>
+        <w:tc>
+          <w:tcPr/>
+          <w:p>
+            <w:pPr>
+              <w:pStyle w:val="Compact"/>
+            </w:pPr>
+            <w:r>
+              <w:rPr>
+                <w:rStyle w:val="VerbatimChar"/>
+              </w:rPr>
+              <w:t xml:space="preserve">live/</w:t>
+            </w:r>
+            <w:r>
+              <w:t xml:space="preserve">, report §9.7, website</w:t>
+            </w:r>
+            <w:r>
+              <w:t xml:space="preserve"> </w:t>
+            </w:r>
+            <w:r>
+              <w:t xml:space="preserve">“Live”</w:t>
+            </w:r>
+          </w:p>
+        </w:tc>
+      </w:tr>
+      <w:tr>
+        <w:tc>
+          <w:tcPr/>
+          <w:p>
+            <w:pPr>
+              <w:pStyle w:val="Compact"/>
+            </w:pPr>
+            <w:r>
+              <w:t xml:space="preserve">Flood risk in rupees: house and paddy damage, expected annual damage, hospital-access person-days, benefit–cost of road raising, Hirakud what-if</w:t>
+            </w:r>
+          </w:p>
+        </w:tc>
+        <w:tc>
+          <w:tcPr/>
+          <w:p>
+            <w:pPr>
+              <w:pStyle w:val="Compact"/>
+            </w:pPr>
+            <w:r>
+              <w:t xml:space="preserve">structural, transportation, construction management</w:t>
+            </w:r>
+          </w:p>
+        </w:tc>
+        <w:tc>
+          <w:tcPr/>
+          <w:p>
+            <w:pPr>
+              <w:pStyle w:val="Compact"/>
+            </w:pPr>
+            <w:r>
+              <w:rPr>
+                <w:b/>
+                <w:bCs/>
+              </w:rPr>
+              <w:t xml:space="preserve">done</w:t>
+            </w:r>
+          </w:p>
+        </w:tc>
+        <w:tc>
+          <w:tcPr/>
+          <w:p>
+            <w:pPr>
+              <w:pStyle w:val="Compact"/>
+            </w:pPr>
+            <w:r>
+              <w:rPr>
+                <w:rStyle w:val="VerbatimChar"/>
+              </w:rPr>
+              <w:t xml:space="preserve">mahanadi/risk_economics.py</w:t>
+            </w:r>
+            <w:r>
+              <w:t xml:space="preserve">, report §7.9, C.9</w:t>
+            </w:r>
+          </w:p>
+        </w:tc>
+      </w:tr>
+      <w:tr>
+        <w:tc>
+          <w:tcPr/>
+          <w:p>
+            <w:pPr>
+              <w:pStyle w:val="Compact"/>
+            </w:pPr>
+            <w:r>
+              <w:t xml:space="preserve">Two more basins (Brahmani–Baitarani: 394 passes, 2,277 km² flooded at least once; Brahmaputra at Majuli: 346 passes, 2,145 km²) through the same pipeline, both in the live feed</w:t>
+            </w:r>
+          </w:p>
+        </w:tc>
+        <w:tc>
+          <w:tcPr/>
+          <w:p>
+            <w:pPr>
+              <w:pStyle w:val="Compact"/>
+            </w:pPr>
+            <w:r>
+              <w:t xml:space="preserve">remote sensing + hydrology</w:t>
+            </w:r>
+          </w:p>
+        </w:tc>
+        <w:tc>
+          <w:tcPr/>
+          <w:p>
+            <w:pPr>
+              <w:pStyle w:val="Compact"/>
+            </w:pPr>
+            <w:r>
+              <w:rPr>
+                <w:b/>
+                <w:bCs/>
+              </w:rPr>
+              <w:t xml:space="preserve">done</w:t>
+            </w:r>
+          </w:p>
+        </w:tc>
+        <w:tc>
+          <w:tcPr/>
+          <w:p>
+            <w:pPr>
+              <w:pStyle w:val="Compact"/>
+            </w:pPr>
+            <w:r>
+              <w:rPr>
+                <w:rStyle w:val="VerbatimChar"/>
+              </w:rPr>
+              <w:t xml:space="preserve">mahanadi/basins.py</w:t>
+            </w:r>
+            <w:r>
+              <w:t xml:space="preserve">,</w:t>
+            </w:r>
+            <w:r>
+              <w:t xml:space="preserve"> </w:t>
+            </w:r>
+            <w:r>
+              <w:rPr>
+                <w:rStyle w:val="VerbatimChar"/>
+              </w:rPr>
+              <w:t xml:space="preserve">server/run_basin*.sh</w:t>
+            </w:r>
+            <w:r>
+              <w:t xml:space="preserve">,</w:t>
+            </w:r>
+            <w:r>
+              <w:t xml:space="preserve"> </w:t>
+            </w:r>
+            <w:r>
+              <w:rPr>
+                <w:rStyle w:val="VerbatimChar"/>
+              </w:rPr>
+              <w:t xml:space="preserve">results/basins/</w:t>
+            </w:r>
+            <w:r>
+              <w:t xml:space="preserve">, report §6.8</w:t>
+            </w:r>
+          </w:p>
+        </w:tc>
+      </w:tr>
+      <w:tr>
+        <w:tc>
+          <w:tcPr/>
+          <w:p>
+            <w:pPr>
+              <w:pStyle w:val="Compact"/>
+            </w:pPr>
+            <w:r>
+              <w:t xml:space="preserve">Radar pair retrained on the atlas’s 20 m input (3 seeds, +0.022 IoU on every seed); atlas rebuilt with it after it agreed better with Sentinel-2 (IoU 0.56 against 0.49)</w:t>
+            </w:r>
+          </w:p>
+        </w:tc>
+        <w:tc>
+          <w:tcPr/>
+          <w:p>
+            <w:pPr>
+              <w:pStyle w:val="Compact"/>
+            </w:pPr>
+            <w:r>
+              <w:t xml:space="preserve">remote sensing</w:t>
+            </w:r>
+          </w:p>
+        </w:tc>
+        <w:tc>
+          <w:tcPr/>
+          <w:p>
+            <w:pPr>
+              <w:pStyle w:val="Compact"/>
+            </w:pPr>
+            <w:r>
+              <w:rPr>
+                <w:b/>
+                <w:bCs/>
+              </w:rPr>
+              <w:t xml:space="preserve">done</w:t>
+            </w:r>
+            <w:r>
+              <w:t xml:space="preserve"> </w:t>
+            </w:r>
+            <w:r>
+              <w:t xml:space="preserve">(atlas, impacts and learned model all on the rebuilt atlas; the first atlas archived)</w:t>
+            </w:r>
+          </w:p>
+        </w:tc>
+        <w:tc>
+          <w:tcPr/>
+          <w:p>
+            <w:pPr>
+              <w:pStyle w:val="Compact"/>
+            </w:pPr>
+            <w:r>
+              <w:rPr>
+                <w:rStyle w:val="VerbatimChar"/>
+              </w:rPr>
+              <w:t xml:space="preserve">server/run_r20_*.sh</w:t>
+            </w:r>
+            <w:r>
+              <w:t xml:space="preserve">,</w:t>
+            </w:r>
+            <w:r>
+              <w:t xml:space="preserve"> </w:t>
+            </w:r>
+            <w:r>
+              <w:rPr>
+                <w:rStyle w:val="VerbatimChar"/>
+              </w:rPr>
+              <w:t xml:space="preserve">scripts/compare_atlases.py</w:t>
+            </w:r>
+            <w:r>
+              <w:t xml:space="preserve">,</w:t>
+            </w:r>
+            <w:r>
+              <w:t xml:space="preserve"> </w:t>
+            </w:r>
+            <w:r>
+              <w:rPr>
+                <w:rStyle w:val="VerbatimChar"/>
+              </w:rPr>
+              <w:t xml:space="preserve">results/archive_atlas_10m/</w:t>
+            </w:r>
+            <w:r>
+              <w:t xml:space="preserve">, report Appendix B</w:t>
+            </w:r>
+          </w:p>
+        </w:tc>
+      </w:tr>
+      <w:tr>
+        <w:tc>
+          <w:tcPr/>
+          <w:p>
+            <w:pPr>
+              <w:pStyle w:val="Compact"/>
+            </w:pPr>
+            <w:r>
               <w:t xml:space="preserve">Discharge → inundation model (GloFAS at Naraj, per-pixel trigger flow, leave-one-year-out test, return periods)</w:t>
             </w:r>
           </w:p>
@@ -1750,18 +2096,18 @@
               <w:pStyle w:val="Compact"/>
             </w:pPr>
             <w:r>
-              <w:t xml:space="preserve">Remote Sensing (model benchmark, radar foundation model in production)</w:t>
-            </w:r>
-          </w:p>
-        </w:tc>
-        <w:tc>
-          <w:tcPr/>
-          <w:p>
-            <w:pPr>
-              <w:pStyle w:val="Compact"/>
-            </w:pPr>
-            <w:r>
-              <w:t xml:space="preserve">§4, §6.1</w:t>
+              <w:t xml:space="preserve">Remote Sensing (model benchmark, radar foundation model in production, radar models retrained at 20 m)</w:t>
+            </w:r>
+          </w:p>
+        </w:tc>
+        <w:tc>
+          <w:tcPr/>
+          <w:p>
+            <w:pPr>
+              <w:pStyle w:val="Compact"/>
+            </w:pPr>
+            <w:r>
+              <w:t xml:space="preserve">§4, §6.1, App. B</w:t>
             </w:r>
           </w:p>
         </w:tc>
@@ -1796,18 +2142,18 @@
               <w:pStyle w:val="Compact"/>
             </w:pPr>
             <w:r>
-              <w:t xml:space="preserve">Remote Sensing (flood atlas, Sentinel-2 check, map viewer)</w:t>
-            </w:r>
-          </w:p>
-        </w:tc>
-        <w:tc>
-          <w:tcPr/>
-          <w:p>
-            <w:pPr>
-              <w:pStyle w:val="Compact"/>
-            </w:pPr>
-            <w:r>
-              <w:t xml:space="preserve">§6.1–6.2</w:t>
+              <w:t xml:space="preserve">Remote Sensing (flood atlas, Sentinel-2 check, atlases of the Brahmani–Baitarani and Brahmaputra basins, map viewer)</w:t>
+            </w:r>
+          </w:p>
+        </w:tc>
+        <w:tc>
+          <w:tcPr/>
+          <w:p>
+            <w:pPr>
+              <w:pStyle w:val="Compact"/>
+            </w:pPr>
+            <w:r>
+              <w:t xml:space="preserve">§6.1–6.2, §6.8</w:t>
             </w:r>
           </w:p>
         </w:tc>
@@ -1842,18 +2188,18 @@
               <w:pStyle w:val="Compact"/>
             </w:pPr>
             <w:r>
-              <w:t xml:space="preserve">Water Resources (flow-to-flood model, rain, design floods, PINN) and Ocean (storm drivers); organises the visit</w:t>
-            </w:r>
-          </w:p>
-        </w:tc>
-        <w:tc>
-          <w:tcPr/>
-          <w:p>
-            <w:pPr>
-              <w:pStyle w:val="Compact"/>
-            </w:pPr>
-            <w:r>
-              <w:t xml:space="preserve">§5, §6.3–6.5, §7.6</w:t>
+              <w:t xml:space="preserve">Water Resources (flow-to-flood model, rain, learned flow + rain model, Naraj flow forecast 1–3 days ahead, design floods, watershed, PINN) and Ocean (storm drivers); organises the visit</w:t>
+            </w:r>
+          </w:p>
+        </w:tc>
+        <w:tc>
+          <w:tcPr/>
+          <w:p>
+            <w:pPr>
+              <w:pStyle w:val="Compact"/>
+            </w:pPr>
+            <w:r>
+              <w:t xml:space="preserve">§5, §6.3–6.7, §7.6, §7.8</w:t>
             </w:r>
           </w:p>
         </w:tc>
@@ -1888,18 +2234,18 @@
               <w:pStyle w:val="Compact"/>
             </w:pPr>
             <w:r>
-              <w:t xml:space="preserve">Transportation Systems and Structural (cut-offs, shelters, critical links; flood depth, walls, scour, clearance); integration of the impact chain, forecast-to-bulletin tool, project website, report and slides</w:t>
-            </w:r>
-          </w:p>
-        </w:tc>
-        <w:tc>
-          <w:tcPr/>
-          <w:p>
-            <w:pPr>
-              <w:pStyle w:val="Compact"/>
-            </w:pPr>
-            <w:r>
-              <w:t xml:space="preserve">§7.1–7.3, §9.1–9.2</w:t>
+              <w:t xml:space="preserve">Transportation Systems and Structural (cut-offs, shelters, critical links; flood depth, walls, scour, clearance); integration of the impact chain, forecast-to-bulletin tool with CAP alerts, live warning feed with its data plugins and the August 2022 replay, flood-risk economics, training audit, partner gap analysis, project website, report and slides</w:t>
+            </w:r>
+          </w:p>
+        </w:tc>
+        <w:tc>
+          <w:tcPr/>
+          <w:p>
+            <w:pPr>
+              <w:pStyle w:val="Compact"/>
+            </w:pPr>
+            <w:r>
+              <w:t xml:space="preserve">§7.1–7.3, §7.9, §9.1–9.2, §9.6–9.7, App. A</w:t>
             </w:r>
           </w:p>
         </w:tc>
@@ -2266,6 +2612,56 @@
               <w:pStyle w:val="Compact"/>
             </w:pPr>
             <w:r>
+              <w:t xml:space="preserve">7–9 Nov</w:t>
+            </w:r>
+          </w:p>
+        </w:tc>
+        <w:tc>
+          <w:tcPr/>
+          <w:p>
+            <w:pPr>
+              <w:pStyle w:val="Compact"/>
+            </w:pPr>
+            <w:r>
+              <w:t xml:space="preserve">Run</w:t>
+            </w:r>
+            <w:r>
+              <w:t xml:space="preserve"> </w:t>
+            </w:r>
+            <w:r>
+              <w:rPr>
+                <w:rStyle w:val="VerbatimChar"/>
+              </w:rPr>
+              <w:t xml:space="preserve">python live/run_live.py</w:t>
+            </w:r>
+            <w:r>
+              <w:t xml:space="preserve"> </w:t>
+            </w:r>
+            <w:r>
+              <w:t xml:space="preserve">the morning of the presentation so the live outlook on the slides and website is that day’s</w:t>
+            </w:r>
+          </w:p>
+        </w:tc>
+        <w:tc>
+          <w:tcPr/>
+          <w:p>
+            <w:pPr>
+              <w:pStyle w:val="Compact"/>
+            </w:pPr>
+            <w:r>
+              <w:t xml:space="preserve">Himanshu</w:t>
+            </w:r>
+          </w:p>
+        </w:tc>
+      </w:tr>
+      <w:tr>
+        <w:tc>
+          <w:tcPr/>
+          <w:p>
+            <w:pPr>
+              <w:pStyle w:val="Compact"/>
+            </w:pPr>
+            <w:r>
               <w:t xml:space="preserve">8 Nov</w:t>
             </w:r>
           </w:p>
@@ -2404,7 +2800,25 @@
         <w:t xml:space="preserve"> </w:t>
       </w:r>
       <w:r>
-        <w:t xml:space="preserve">vs. our trigger-discharge map.</w:t>
+        <w:t xml:space="preserve">vs. our trigger-discharge map and the levels of</w:t>
+      </w:r>
+      <w:r>
+        <w:t xml:space="preserve"> </w:t>
+      </w:r>
+      <w:r>
+        <w:t xml:space="preserve">the live warning (12,250 / 18,500 / 21,250 m³/s);</w:t>
+      </w:r>
+      <w:r>
+        <w:t xml:space="preserve"> </w:t>
+      </w:r>
+      <w:r>
+        <w:t xml:space="preserve">- the house and paddy losses people report for 2020 and 2022 vs. the damage estimate (§7.9);</w:t>
+      </w:r>
+      <w:r>
+        <w:t xml:space="preserve"> </w:t>
+      </w:r>
+      <w:r>
+        <w:t xml:space="preserve">- whether villagers and the district would act on the live bulletin that names them with a date.</w:t>
       </w:r>
     </w:p>
     <w:bookmarkEnd w:id="14"/>
@@ -2448,7 +2862,37 @@
         <w:t xml:space="preserve"> </w:t>
       </w:r>
       <w:r>
-        <w:t xml:space="preserve">protocols do not depend on the place. Generate check points for any area with</w:t>
+        <w:t xml:space="preserve">protocols do not depend on the place. A new area is one entry in</w:t>
+      </w:r>
+      <w:r>
+        <w:t xml:space="preserve"> </w:t>
+      </w:r>
+      <w:r>
+        <w:rPr>
+          <w:rStyle w:val="VerbatimChar"/>
+        </w:rPr>
+        <w:t xml:space="preserve">mahanadi/basins.py</w:t>
+      </w:r>
+      <w:r>
+        <w:t xml:space="preserve"> </w:t>
+      </w:r>
+      <w:r>
+        <w:t xml:space="preserve">(box, gauge, season);</w:t>
+      </w:r>
+      <w:r>
+        <w:t xml:space="preserve"> </w:t>
+      </w:r>
+      <w:r>
+        <w:rPr>
+          <w:rStyle w:val="VerbatimChar"/>
+        </w:rPr>
+        <w:t xml:space="preserve">server/run_basin_atlas.sh</w:t>
+      </w:r>
+      <w:r>
+        <w:t xml:space="preserve"> </w:t>
+      </w:r>
+      <w:r>
+        <w:t xml:space="preserve">then builds its atlas and</w:t>
       </w:r>
       <w:r>
         <w:t xml:space="preserve"> </w:t>
@@ -2463,7 +2907,7 @@
         <w:t xml:space="preserve"> </w:t>
       </w:r>
       <w:r>
-        <w:t xml:space="preserve">after changing the bounding box in the atlas scripts.</w:t>
+        <w:t xml:space="preserve">its check points.</w:t>
       </w:r>
     </w:p>
     <w:p>
